--- a/aplicacion/plantillas/Informe adminsitrador.docx
+++ b/aplicacion/plantillas/Informe adminsitrador.docx
@@ -285,6 +285,12 @@
           <w:rFonts w:ascii="Arial" w:hAnsi="Arial" w:cs="Arial"/>
         </w:rPr>
       </w:pPr>
+      <w:r>
+        <w:rPr>
+          <w:rFonts w:ascii="Arial" w:hAnsi="Arial" w:cs="Arial"/>
+        </w:rPr>
+        <w:t>Es importante mencionar que el presente pago corresponde a una planilla parcial, y no a la planilla final.</w:t>
+      </w:r>
     </w:p>
     <w:p>
       <w:pPr>
